--- a/内定書類_西川弛隼様/内定通知書_西川弛隼様.docx
+++ b/内定書類_西川弛隼様/内定通知書_西川弛隼様.docx
@@ -12,14 +12,14 @@
         <w:rPr>
           <w:rFonts w:hint="eastAsia"/>
         </w:rPr>
-        <w:t xml:space="preserve">　　　　　　　　　　　　　　　　　　　　　　　　　　　　　2026</w:t>
-      </w:r>
-      <w:r>
-        <w:rPr>
-          <w:rFonts w:hint="eastAsia"/>
-          <w:lang w:eastAsia="zh-TW"/>
-        </w:rPr>
-        <w:t xml:space="preserve">年　　</w:t>
+        <w:t xml:space="preserve">　　　　　　　　　　　　　　　　　　　　　　　　　　　　　</w:t>
+      </w:r>
+      <w:r>
+        <w:rPr>
+          <w:rFonts w:hint="eastAsia"/>
+          <w:lang w:eastAsia="zh-TW"/>
+        </w:rPr>
+        <w:t xml:space="preserve">2026年　　</w:t>
       </w:r>
       <w:r>
         <w:rPr>
@@ -38,7 +38,7 @@
         <w:rPr>
           <w:rFonts w:hint="eastAsia"/>
         </w:rPr>
-        <w:t>3</w:t>
+        <w:t>5</w:t>
       </w:r>
       <w:r>
         <w:rPr>
@@ -65,20 +65,7 @@
         <w:rPr>
           <w:rFonts w:hint="eastAsia"/>
         </w:rPr>
-        <w:t>西川</w:t>
-      </w:r>
-      <w:r>
-        <w:rPr>
-          <w:rFonts w:hint="eastAsia"/>
-          <w:lang w:eastAsia="zh-TW"/>
-        </w:rPr>
-        <w:t xml:space="preserve">　</w:t>
-      </w:r>
-      <w:r>
-        <w:rPr>
-          <w:rFonts w:hint="eastAsia"/>
-        </w:rPr>
-        <w:t>弛隼</w:t>
+        <w:t>西川　弛隼</w:t>
       </w:r>
       <w:r>
         <w:rPr>
@@ -128,84 +115,110 @@
     <w:p>
       <w:pPr>
         <w:jc w:val="right"/>
-      </w:pPr>
-      <w:r>
-        <w:rPr>
-          <w:rFonts w:hint="eastAsia"/>
+        <w:rPr>
+          <w:lang w:eastAsia="zh-TW"/>
+        </w:rPr>
+      </w:pPr>
+      <w:r>
+        <w:rPr>
+          <w:rFonts w:hint="eastAsia"/>
+          <w:lang w:eastAsia="zh-TW"/>
         </w:rPr>
         <w:t>秋葉幸男</w:t>
       </w:r>
     </w:p>
+    <w:p>
+      <w:pPr>
+        <w:rPr>
+          <w:lang w:eastAsia="zh-TW"/>
+        </w:rPr>
+      </w:pPr>
+    </w:p>
+    <w:p>
+      <w:pPr>
+        <w:jc w:val="center"/>
+        <w:rPr>
+          <w:lang w:eastAsia="zh-TW"/>
+        </w:rPr>
+      </w:pPr>
+      <w:r>
+        <w:rPr>
+          <w:rFonts w:hint="eastAsia"/>
+          <w:lang w:eastAsia="zh-TW"/>
+        </w:rPr>
+        <w:t>内定通知書</w:t>
+      </w:r>
+    </w:p>
+    <w:p>
+      <w:pPr>
+        <w:rPr>
+          <w:lang w:eastAsia="zh-TW"/>
+        </w:rPr>
+      </w:pPr>
+    </w:p>
+    <w:p>
+      <w:pPr>
+        <w:rPr>
+          <w:lang w:eastAsia="zh-TW"/>
+        </w:rPr>
+      </w:pPr>
+    </w:p>
+    <w:p>
+      <w:r>
+        <w:rPr>
+          <w:rFonts w:hint="eastAsia"/>
+        </w:rPr>
+        <w:t>拝啓、時下ますますご清栄のこととお慶び申し上げます。</w:t>
+      </w:r>
+    </w:p>
+    <w:p>
+      <w:r>
+        <w:rPr>
+          <w:rFonts w:hint="eastAsia"/>
+        </w:rPr>
+        <w:t>さて、ご応募にあたりましては、お忙しいところ何度もお打ち合わせいただきまして誠にありがとうございました。</w:t>
+      </w:r>
+    </w:p>
+    <w:p>
+      <w:r>
+        <w:rPr>
+          <w:rFonts w:hint="eastAsia"/>
+        </w:rPr>
+        <w:t>貴殿の入社ご希望につきましては、最終選考の結果、当社に入社頂く事に決定いたしましたので、ご通知申し上げます。</w:t>
+      </w:r>
+    </w:p>
     <w:p/>
     <w:p>
       <w:pPr>
+        <w:jc w:val="right"/>
+        <w:rPr>
+          <w:lang w:eastAsia="zh-TW"/>
+        </w:rPr>
+      </w:pPr>
+      <w:r>
+        <w:rPr>
+          <w:rFonts w:hint="eastAsia"/>
+        </w:rPr>
+        <w:t xml:space="preserve">　　　　　　　　　　　　　　　　　　　　　　　　　　　　　　　　　　　　　　　　　　　　　　　　　</w:t>
+      </w:r>
+      <w:r>
+        <w:rPr>
+          <w:rFonts w:hint="eastAsia"/>
+          <w:lang w:eastAsia="zh-TW"/>
+        </w:rPr>
+        <w:t>敬具</w:t>
+      </w:r>
+    </w:p>
+    <w:p>
+      <w:pPr>
+        <w:rPr>
+          <w:lang w:eastAsia="zh-TW"/>
+        </w:rPr>
+      </w:pPr>
+    </w:p>
+    <w:p>
+      <w:pPr>
         <w:jc w:val="center"/>
-      </w:pPr>
-      <w:r>
-        <w:rPr>
-          <w:rFonts w:hint="eastAsia"/>
-        </w:rPr>
-        <w:t>内定通知書</w:t>
-      </w:r>
-    </w:p>
-    <w:p/>
-    <w:p/>
-    <w:p>
-      <w:r>
-        <w:rPr>
-          <w:rFonts w:hint="eastAsia"/>
-        </w:rPr>
-        <w:t>拝啓、時下ますますご清栄のこととお慶び申し上げます。</w:t>
-      </w:r>
-    </w:p>
-    <w:p>
-      <w:r>
-        <w:rPr>
-          <w:rFonts w:hint="eastAsia"/>
-        </w:rPr>
-        <w:t>さて、ご応募にあたりましては、お忙しいところ何度もご来社いただきまして誠にありがとうございました。</w:t>
-      </w:r>
-    </w:p>
-    <w:p>
-      <w:r>
-        <w:rPr>
-          <w:rFonts w:hint="eastAsia"/>
-        </w:rPr>
-        <w:t>貴殿の入社ご希望につきましては、最終選考の結果、当社に入社頂く事に決定いたしましたので、ご通知申し上げます。</w:t>
-      </w:r>
-    </w:p>
-    <w:p/>
-    <w:p>
-      <w:pPr>
-        <w:jc w:val="right"/>
-        <w:rPr>
-          <w:lang w:eastAsia="zh-TW"/>
-        </w:rPr>
-      </w:pPr>
-      <w:r>
-        <w:rPr>
-          <w:rFonts w:hint="eastAsia"/>
-        </w:rPr>
-        <w:t xml:space="preserve">　　　　　　　　　　　　　　　　　　　　　　　　　　　　　　　　　　　　　　　　　　　　　　　　　</w:t>
-      </w:r>
-      <w:r>
-        <w:rPr>
-          <w:rFonts w:hint="eastAsia"/>
-          <w:lang w:eastAsia="zh-TW"/>
-        </w:rPr>
-        <w:t>敬具</w:t>
-      </w:r>
-    </w:p>
-    <w:p>
-      <w:pPr>
-        <w:rPr>
-          <w:lang w:eastAsia="zh-TW"/>
-        </w:rPr>
-      </w:pPr>
-    </w:p>
-    <w:p>
-      <w:pPr>
-        <w:jc w:val="center"/>
         <w:rPr>
           <w:lang w:eastAsia="zh-TW"/>
         </w:rPr>
@@ -226,43 +239,11 @@
       </w:pPr>
     </w:p>
     <w:p>
-      <w:pPr>
-        <w:rPr>
-          <w:lang w:eastAsia="zh-TW"/>
-        </w:rPr>
-      </w:pPr>
       <w:r>
         <w:rPr>
           <w:lang w:eastAsia="zh-TW"/>
         </w:rPr>
         <w:t>1．配属部署</w:t>
-      </w:r>
-      <w:r>
-        <w:tab/>
-      </w:r>
-      <w:r>
-        <w:rPr>
-          <w:lang w:eastAsia="zh-TW"/>
-        </w:rPr>
-        <w:t>：</w:t>
-      </w:r>
-      <w:r>
-        <w:rPr>
-          <w:rFonts w:hint="eastAsia"/>
-        </w:rPr>
-        <w:t>住宅</w:t>
-      </w:r>
-      <w:r>
-        <w:rPr>
-          <w:rFonts w:hint="eastAsia"/>
-          <w:lang w:eastAsia="zh-TW"/>
-        </w:rPr>
-        <w:t>部</w:t>
-      </w:r>
-    </w:p>
-    <w:p>
-      <w:r>
-        <w:t>2．業務内容</w:t>
         <w:tab/>
         <w:t>：</w:t>
       </w:r>
@@ -270,12 +251,38 @@
         <w:rPr>
           <w:rFonts w:hint="eastAsia"/>
         </w:rPr>
-        <w:t xml:space="preserve">施工管理職　（変更の範囲：会社の定める業務）</w:t>
-      </w:r>
-    </w:p>
-    <w:p>
-      <w:r>
-        <w:t>3．就業場所</w:t>
+        <w:t>住宅工事部</w:t>
+      </w:r>
+    </w:p>
+    <w:p>
+      <w:r>
+        <w:t>2．</w:t>
+      </w:r>
+      <w:r>
+        <w:rPr>
+          <w:rFonts w:hint="eastAsia"/>
+        </w:rPr>
+        <w:t>雇用形態</w:t>
+      </w:r>
+      <w:r>
+        <w:tab/>
+      </w:r>
+      <w:r>
+        <w:rPr>
+          <w:rFonts w:hint="eastAsia"/>
+        </w:rPr>
+        <w:t>：正社員</w:t>
+      </w:r>
+    </w:p>
+    <w:p>
+      <w:r>
+        <w:rPr>
+          <w:rFonts w:hint="eastAsia"/>
+        </w:rPr>
+        <w:t>3</w:t>
+      </w:r>
+      <w:r>
+        <w:t>．業務内容</w:t>
         <w:tab/>
         <w:t>：</w:t>
       </w:r>
@@ -283,48 +290,163 @@
         <w:rPr>
           <w:rFonts w:hint="eastAsia"/>
         </w:rPr>
-        <w:t xml:space="preserve">千葉県茂原市高師521-6　バナナ住宅本社</w:t>
-      </w:r>
-    </w:p>
-    <w:p>
-      <w:r>
-        <w:t>4．給与額</w:t>
+        <w:t xml:space="preserve">現場監督　（変更の範囲：会社の定める業務）</w:t>
+      </w:r>
+    </w:p>
+    <w:p>
+      <w:pPr>
+        <w:rPr>
+          <w:lang w:eastAsia="zh-TW"/>
+        </w:rPr>
+      </w:pPr>
+      <w:r>
+        <w:rPr>
+          <w:rFonts w:hint="eastAsia"/>
+          <w:lang w:eastAsia="zh-TW"/>
+        </w:rPr>
+        <w:t>4</w:t>
+      </w:r>
+      <w:r>
+        <w:rPr>
+          <w:lang w:eastAsia="zh-TW"/>
+        </w:rPr>
+        <w:t>．就業場所</w:t>
         <w:tab/>
         <w:t>：</w:t>
       </w:r>
       <w:r>
         <w:rPr>
           <w:rFonts w:hint="eastAsia"/>
-        </w:rPr>
-        <w:t>240</w:t>
-      </w:r>
-      <w:r>
-        <w:t>,000円</w:t>
-      </w:r>
-      <w:r>
-        <w:rPr>
-          <w:rFonts w:hint="eastAsia"/>
-        </w:rPr>
-        <w:t>（月額）※固定残業：30時間分含む</w:t>
-      </w:r>
-    </w:p>
-    <w:p>
-      <w:r>
-        <w:rPr>
-          <w:rFonts w:hint="eastAsia"/>
-        </w:rPr>
-        <w:t>5．入社日：2027年4月1日</w:t>
-      </w:r>
-    </w:p>
-    <w:p>
-      <w:r>
-        <w:rPr>
-          <w:rFonts w:hint="eastAsia"/>
-        </w:rPr>
-        <w:t>6．内定承諾書の返送期限：2026年11月4日（水）必着</w:t>
-      </w:r>
-    </w:p>
-    <w:p/>
+          <w:lang w:eastAsia="zh-TW"/>
+        </w:rPr>
+        <w:t xml:space="preserve">千葉県茂原市高師521-6　</w:t>
+      </w:r>
+    </w:p>
+    <w:p>
+      <w:r>
+        <w:rPr>
+          <w:rFonts w:hint="eastAsia"/>
+        </w:rPr>
+        <w:t>5</w:t>
+      </w:r>
+      <w:r>
+        <w:t>．給与額</w:t>
+        <w:tab/>
+      </w:r>
+      <w:r>
+        <w:rPr>
+          <w:rFonts w:hint="eastAsia"/>
+        </w:rPr>
+        <w:t>：24</w:t>
+      </w:r>
+      <w:r>
+        <w:t>0,000円(月額) ※固定残業：</w:t>
+      </w:r>
+      <w:r>
+        <w:rPr>
+          <w:rFonts w:hint="eastAsia"/>
+        </w:rPr>
+        <w:t>30</w:t>
+      </w:r>
+      <w:r>
+        <w:t>時間分含む</w:t>
+      </w:r>
+    </w:p>
+    <w:p>
+      <w:pPr>
+        <w:rPr>
+          <w:lang w:eastAsia="zh-TW"/>
+        </w:rPr>
+      </w:pPr>
+      <w:r>
+        <w:rPr>
+          <w:rFonts w:hint="eastAsia"/>
+          <w:lang w:eastAsia="zh-TW"/>
+        </w:rPr>
+        <w:t>6</w:t>
+      </w:r>
+      <w:r>
+        <w:rPr>
+          <w:lang w:eastAsia="zh-TW"/>
+        </w:rPr>
+        <w:t>．入社日</w:t>
+        <w:tab/>
+        <w:t>：</w:t>
+      </w:r>
+      <w:r>
+        <w:rPr>
+          <w:rFonts w:hint="eastAsia"/>
+        </w:rPr>
+        <w:t>2027年4</w:t>
+      </w:r>
+      <w:r>
+        <w:rPr>
+          <w:rFonts w:hint="eastAsia"/>
+          <w:lang w:eastAsia="zh-TW"/>
+        </w:rPr>
+        <w:t>月1日（</w:t>
+      </w:r>
+      <w:r>
+        <w:rPr>
+          <w:rFonts w:hint="eastAsia"/>
+        </w:rPr>
+        <w:t>木</w:t>
+      </w:r>
+      <w:r>
+        <w:rPr>
+          <w:rFonts w:hint="eastAsia"/>
+          <w:lang w:eastAsia="zh-TW"/>
+        </w:rPr>
+        <w:t>）</w:t>
+      </w:r>
+    </w:p>
+    <w:p>
+      <w:pPr>
+        <w:rPr>
+          <w:lang w:eastAsia="zh-TW"/>
+        </w:rPr>
+      </w:pPr>
+      <w:r>
+        <w:rPr>
+          <w:rFonts w:hint="eastAsia"/>
+          <w:lang w:eastAsia="zh-TW"/>
+        </w:rPr>
+        <w:t>7</w:t>
+      </w:r>
+      <w:r>
+        <w:rPr>
+          <w:lang w:eastAsia="zh-TW"/>
+        </w:rPr>
+        <w:t>．</w:t>
+      </w:r>
+      <w:r>
+        <w:rPr>
+          <w:rFonts w:hint="eastAsia"/>
+          <w:lang w:eastAsia="zh-TW"/>
+        </w:rPr>
+        <w:t>勤務時間</w:t>
+      </w:r>
+      <w:r>
+        <w:rPr>
+          <w:lang w:eastAsia="zh-TW"/>
+        </w:rPr>
+        <w:tab/>
+      </w:r>
+      <w:r>
+        <w:rPr>
+          <w:rFonts w:hint="eastAsia"/>
+          <w:lang w:eastAsia="zh-TW"/>
+        </w:rPr>
+        <w:t xml:space="preserve">：月～金　8:00～17:00</w:t>
+      </w:r>
+    </w:p>
+    <w:p>
+      <w:pPr>
+        <w:rPr>
+          <w:lang w:eastAsia="zh-TW"/>
+        </w:rPr>
+      </w:pPr>
+    </w:p>
     <w:p>
       <w:pPr>
         <w:jc w:val="right"/>
@@ -332,8 +454,15 @@
       <w:r>
         <w:rPr>
           <w:rFonts w:hint="eastAsia"/>
-        </w:rPr>
-        <w:t xml:space="preserve">　　　　　　　　　　　　　　　　　　　　　　　　　　　　　　　　　　　　　　　　　　　　　　　　　以上</w:t>
+          <w:lang w:eastAsia="zh-TW"/>
+        </w:rPr>
+        <w:t xml:space="preserve">　　　　　　　　　　　　　　　　　　　　　　　　　　　　　　　　　　　　　　　　　　　　　　　　　</w:t>
+      </w:r>
+      <w:r>
+        <w:rPr>
+          <w:rFonts w:hint="eastAsia"/>
+        </w:rPr>
+        <w:t>以上</w:t>
       </w:r>
     </w:p>
     <w:sectPr>
@@ -986,6 +1115,7 @@
   <w:style w:type="character" w:default="1" w:styleId="a0">
     <w:name w:val="Default Paragraph Font"/>
     <w:uiPriority w:val="1"/>
+    <w:semiHidden/>
     <w:unhideWhenUsed/>
   </w:style>
   <w:style w:type="table" w:default="1" w:styleId="a1">
@@ -1302,7 +1432,7 @@
     <w:link w:val="ab"/>
     <w:uiPriority w:val="99"/>
     <w:unhideWhenUsed/>
-    <w:rsid w:val="00324FF5"/>
+    <w:rsid w:val="00C57487"/>
     <w:pPr>
       <w:tabs>
         <w:tab w:val="center" w:pos="4252"/>
@@ -1316,7 +1446,7 @@
     <w:basedOn w:val="a0"/>
     <w:link w:val="aa"/>
     <w:uiPriority w:val="99"/>
-    <w:rsid w:val="00324FF5"/>
+    <w:rsid w:val="00C57487"/>
   </w:style>
   <w:style w:type="paragraph" w:styleId="ac">
     <w:name w:val="footer"/>
@@ -1324,7 +1454,7 @@
     <w:link w:val="ad"/>
     <w:uiPriority w:val="99"/>
     <w:unhideWhenUsed/>
-    <w:rsid w:val="00324FF5"/>
+    <w:rsid w:val="00C57487"/>
     <w:pPr>
       <w:tabs>
         <w:tab w:val="center" w:pos="4252"/>
@@ -1338,7 +1468,7 @@
     <w:basedOn w:val="a0"/>
     <w:link w:val="ac"/>
     <w:uiPriority w:val="99"/>
-    <w:rsid w:val="00324FF5"/>
+    <w:rsid w:val="00C57487"/>
   </w:style>
 </w:styles>
 </file>
